--- a/assets/members/siomara/Siomara Kronbauer.docx
+++ b/assets/members/siomara/Siomara Kronbauer.docx
@@ -3,113 +3,269 @@
 <w:document xmlns:wpc="http://schemas.microsoft.com/office/word/2010/wordprocessingCanvas" xmlns:cx="http://schemas.microsoft.com/office/drawing/2014/chartex" xmlns:cx1="http://schemas.microsoft.com/office/drawing/2015/9/8/chartex" xmlns:cx2="http://schemas.microsoft.com/office/drawing/2015/10/21/chartex" xmlns:cx3="http://schemas.microsoft.com/office/drawing/2016/5/9/chartex" xmlns:cx4="http://schemas.microsoft.com/office/drawing/2016/5/10/chartex" xmlns:cx5="http://schemas.microsoft.com/office/drawing/2016/5/11/chartex" xmlns:cx6="http://schemas.microsoft.com/office/drawing/2016/5/12/chartex" xmlns:cx7="http://schemas.microsoft.com/office/drawing/2016/5/13/chartex" xmlns:cx8="http://schemas.microsoft.com/office/drawing/2016/5/14/chartex" xmlns:mc="http://schemas.openxmlformats.org/markup-compatibility/2006" xmlns:aink="http://schemas.microsoft.com/office/drawing/2016/ink" xmlns:am3d="http://schemas.microsoft.com/office/drawing/2017/model3d" xmlns:o="urn:schemas-microsoft-com:office:office" xmlns:r="http://schemas.openxmlformats.org/officeDocument/2006/relationships" xmlns:m="http://schemas.openxmlformats.org/officeDocument/2006/math" xmlns:v="urn:schemas-microsoft-com:vml" xmlns:wp14="http://schemas.microsoft.com/office/word/2010/wordprocessingDrawing" xmlns:wp="http://schemas.openxmlformats.org/drawingml/2006/wordprocessingDrawing" xmlns:w10="urn:schemas-microsoft-com:office:word" xmlns:w="http://schemas.openxmlformats.org/wordprocessingml/2006/main" xmlns:w14="http://schemas.microsoft.com/office/word/2010/wordml" xmlns:w15="http://schemas.microsoft.com/office/word/2012/wordml" xmlns:w16cid="http://schemas.microsoft.com/office/word/2016/wordml/cid" xmlns:w16se="http://schemas.microsoft.com/office/word/2015/wordml/symex" xmlns:wpg="http://schemas.microsoft.com/office/word/2010/wordprocessingGroup" xmlns:wpi="http://schemas.microsoft.com/office/word/2010/wordprocessingInk" xmlns:wne="http://schemas.microsoft.com/office/word/2006/wordml" xmlns:wps="http://schemas.microsoft.com/office/word/2010/wordprocessingShape" mc:Ignorable="w14 w15 w16se w16cid wp14">
   <w:body>
     <w:p>
+      <w:pPr>
+        <w:jc w:val="both"/>
+        <w:rPr>
+          <w:rFonts w:ascii="Arial" w:hAnsi="Arial" w:cs="Arial"/>
+          <w:sz w:val="28"/>
+          <w:szCs w:val="28"/>
+        </w:rPr>
+      </w:pPr>
       <w:proofErr w:type="spellStart"/>
       <w:r>
+        <w:rPr>
+          <w:rFonts w:ascii="Arial" w:hAnsi="Arial" w:cs="Arial"/>
+          <w:sz w:val="28"/>
+          <w:szCs w:val="28"/>
+        </w:rPr>
         <w:t>Siomara</w:t>
       </w:r>
       <w:proofErr w:type="spellEnd"/>
       <w:r>
+        <w:rPr>
+          <w:rFonts w:ascii="Arial" w:hAnsi="Arial" w:cs="Arial"/>
+          <w:sz w:val="28"/>
+          <w:szCs w:val="28"/>
+        </w:rPr>
         <w:t xml:space="preserve"> </w:t>
       </w:r>
       <w:proofErr w:type="spellStart"/>
       <w:r>
+        <w:rPr>
+          <w:rFonts w:ascii="Arial" w:hAnsi="Arial" w:cs="Arial"/>
+          <w:sz w:val="28"/>
+          <w:szCs w:val="28"/>
+        </w:rPr>
         <w:t>Kronbauer</w:t>
       </w:r>
       <w:proofErr w:type="spellEnd"/>
     </w:p>
     <w:p>
+      <w:pPr>
+        <w:jc w:val="both"/>
+        <w:rPr>
+          <w:rFonts w:ascii="Arial" w:hAnsi="Arial" w:cs="Arial"/>
+          <w:sz w:val="28"/>
+          <w:szCs w:val="28"/>
+        </w:rPr>
+      </w:pPr>
+      <w:bookmarkStart w:id="0" w:name="_Hlk220700838"/>
+      <w:bookmarkStart w:id="1" w:name="_GoBack"/>
       <w:proofErr w:type="spellStart"/>
       <w:r>
+        <w:rPr>
+          <w:rFonts w:ascii="Arial" w:hAnsi="Arial" w:cs="Arial"/>
+          <w:sz w:val="28"/>
+          <w:szCs w:val="28"/>
+        </w:rPr>
         <w:t>Siomara</w:t>
       </w:r>
       <w:proofErr w:type="spellEnd"/>
       <w:r>
+        <w:rPr>
+          <w:rFonts w:ascii="Arial" w:hAnsi="Arial" w:cs="Arial"/>
+          <w:sz w:val="28"/>
+          <w:szCs w:val="28"/>
+        </w:rPr>
         <w:t xml:space="preserve"> </w:t>
       </w:r>
       <w:proofErr w:type="spellStart"/>
       <w:r>
+        <w:rPr>
+          <w:rFonts w:ascii="Arial" w:hAnsi="Arial" w:cs="Arial"/>
+          <w:sz w:val="28"/>
+          <w:szCs w:val="28"/>
+        </w:rPr>
         <w:t>Kronbauer</w:t>
       </w:r>
       <w:proofErr w:type="spellEnd"/>
       <w:r>
+        <w:rPr>
+          <w:rFonts w:ascii="Arial" w:hAnsi="Arial" w:cs="Arial"/>
+          <w:sz w:val="28"/>
+          <w:szCs w:val="28"/>
+        </w:rPr>
         <w:t xml:space="preserve"> é educadora física e atriz, especialista em Dança, também em Envelhecimento e Qualidade de Vida, em Ginástica e em Folclore. Professora de dança desde 1981, bailarina com formação em diversos estilos de danças e </w:t>
       </w:r>
       <w:proofErr w:type="spellStart"/>
       <w:r>
+        <w:rPr>
+          <w:rFonts w:ascii="Arial" w:hAnsi="Arial" w:cs="Arial"/>
+          <w:sz w:val="28"/>
+          <w:szCs w:val="28"/>
+        </w:rPr>
         <w:t>focalizadora</w:t>
       </w:r>
       <w:proofErr w:type="spellEnd"/>
       <w:r>
+        <w:rPr>
+          <w:rFonts w:ascii="Arial" w:hAnsi="Arial" w:cs="Arial"/>
+          <w:sz w:val="28"/>
+          <w:szCs w:val="28"/>
+        </w:rPr>
         <w:t xml:space="preserve"> de danças circulares desde 2010. Desde 2018 mantém o espaço de arte Casinha </w:t>
       </w:r>
       <w:proofErr w:type="spellStart"/>
       <w:r>
+        <w:rPr>
+          <w:rFonts w:ascii="Arial" w:hAnsi="Arial" w:cs="Arial"/>
+          <w:sz w:val="28"/>
+          <w:szCs w:val="28"/>
+        </w:rPr>
         <w:t>Kaponto</w:t>
       </w:r>
       <w:proofErr w:type="spellEnd"/>
       <w:r>
+        <w:rPr>
+          <w:rFonts w:ascii="Arial" w:hAnsi="Arial" w:cs="Arial"/>
+          <w:sz w:val="28"/>
+          <w:szCs w:val="28"/>
+        </w:rPr>
         <w:t>.</w:t>
       </w:r>
     </w:p>
-    <w:p/>
+    <w:bookmarkEnd w:id="0"/>
+    <w:bookmarkEnd w:id="1"/>
     <w:p>
-      <w:r>
+      <w:pPr>
+        <w:jc w:val="both"/>
+        <w:rPr>
+          <w:rFonts w:ascii="Arial" w:hAnsi="Arial" w:cs="Arial"/>
+          <w:sz w:val="28"/>
+          <w:szCs w:val="28"/>
+        </w:rPr>
+      </w:pPr>
+    </w:p>
+    <w:p>
+      <w:pPr>
+        <w:jc w:val="both"/>
+        <w:rPr>
+          <w:rFonts w:ascii="Arial" w:hAnsi="Arial" w:cs="Arial"/>
+          <w:sz w:val="28"/>
+          <w:szCs w:val="28"/>
+        </w:rPr>
+      </w:pPr>
+      <w:r>
+        <w:rPr>
+          <w:rFonts w:ascii="Arial" w:hAnsi="Arial" w:cs="Arial"/>
+          <w:sz w:val="28"/>
+          <w:szCs w:val="28"/>
+        </w:rPr>
         <w:t xml:space="preserve">Face: </w:t>
       </w:r>
       <w:proofErr w:type="spellStart"/>
       <w:r>
+        <w:rPr>
+          <w:rFonts w:ascii="Arial" w:hAnsi="Arial" w:cs="Arial"/>
+          <w:sz w:val="28"/>
+          <w:szCs w:val="28"/>
+        </w:rPr>
         <w:t>Siomara</w:t>
       </w:r>
       <w:proofErr w:type="spellEnd"/>
       <w:r>
+        <w:rPr>
+          <w:rFonts w:ascii="Arial" w:hAnsi="Arial" w:cs="Arial"/>
+          <w:sz w:val="28"/>
+          <w:szCs w:val="28"/>
+        </w:rPr>
         <w:t xml:space="preserve"> Goulart </w:t>
       </w:r>
       <w:proofErr w:type="spellStart"/>
       <w:r>
+        <w:rPr>
+          <w:rFonts w:ascii="Arial" w:hAnsi="Arial" w:cs="Arial"/>
+          <w:sz w:val="28"/>
+          <w:szCs w:val="28"/>
+        </w:rPr>
         <w:t>Kronbauer</w:t>
       </w:r>
       <w:proofErr w:type="spellEnd"/>
     </w:p>
     <w:p>
-      <w:r>
-        <w:t xml:space="preserve">Insta: </w:t>
-      </w:r>
-      <w:r>
-        <w:t xml:space="preserve">Sio </w:t>
+      <w:pPr>
+        <w:jc w:val="both"/>
+        <w:rPr>
+          <w:rFonts w:ascii="Arial" w:hAnsi="Arial" w:cs="Arial"/>
+          <w:sz w:val="28"/>
+          <w:szCs w:val="28"/>
+        </w:rPr>
+      </w:pPr>
+      <w:r>
+        <w:rPr>
+          <w:rFonts w:ascii="Arial" w:hAnsi="Arial" w:cs="Arial"/>
+          <w:sz w:val="28"/>
+          <w:szCs w:val="28"/>
+        </w:rPr>
+        <w:t xml:space="preserve">Insta: Sio </w:t>
       </w:r>
       <w:proofErr w:type="spellStart"/>
       <w:r>
+        <w:rPr>
+          <w:rFonts w:ascii="Arial" w:hAnsi="Arial" w:cs="Arial"/>
+          <w:sz w:val="28"/>
+          <w:szCs w:val="28"/>
+        </w:rPr>
         <w:t>Kronbauer</w:t>
       </w:r>
       <w:proofErr w:type="spellEnd"/>
     </w:p>
     <w:p>
-      <w:r>
-        <w:t>YouTube</w:t>
-      </w:r>
-      <w:r>
-        <w:t>:</w:t>
-      </w:r>
-      <w:bookmarkStart w:id="0" w:name="_GoBack"/>
-      <w:bookmarkEnd w:id="0"/>
-      <w:r>
+      <w:pPr>
+        <w:jc w:val="both"/>
+        <w:rPr>
+          <w:rFonts w:ascii="Arial" w:hAnsi="Arial" w:cs="Arial"/>
+          <w:sz w:val="28"/>
+          <w:szCs w:val="28"/>
+        </w:rPr>
+      </w:pPr>
+      <w:r>
+        <w:rPr>
+          <w:rFonts w:ascii="Arial" w:hAnsi="Arial" w:cs="Arial"/>
+          <w:sz w:val="28"/>
+          <w:szCs w:val="28"/>
+        </w:rPr>
+        <w:t xml:space="preserve">YouTube: </w:t>
+      </w:r>
+      <w:proofErr w:type="spellStart"/>
+      <w:r>
+        <w:rPr>
+          <w:rFonts w:ascii="Arial" w:hAnsi="Arial" w:cs="Arial"/>
+          <w:sz w:val="28"/>
+          <w:szCs w:val="28"/>
+        </w:rPr>
+        <w:t>Siomara</w:t>
+      </w:r>
+      <w:proofErr w:type="spellEnd"/>
+      <w:r>
+        <w:rPr>
+          <w:rFonts w:ascii="Arial" w:hAnsi="Arial" w:cs="Arial"/>
+          <w:sz w:val="28"/>
+          <w:szCs w:val="28"/>
+        </w:rPr>
         <w:t xml:space="preserve"> </w:t>
       </w:r>
       <w:proofErr w:type="spellStart"/>
       <w:r>
-        <w:t>Siomara</w:t>
-      </w:r>
-      <w:proofErr w:type="spellEnd"/>
-      <w:r>
-        <w:t xml:space="preserve"> </w:t>
-      </w:r>
-      <w:proofErr w:type="spellStart"/>
-      <w:r>
+        <w:rPr>
+          <w:rFonts w:ascii="Arial" w:hAnsi="Arial" w:cs="Arial"/>
+          <w:sz w:val="28"/>
+          <w:szCs w:val="28"/>
+        </w:rPr>
         <w:t>Kronbauer</w:t>
       </w:r>
       <w:proofErr w:type="spellEnd"/>
     </w:p>
-    <w:p/>
+    <w:p>
+      <w:pPr>
+        <w:jc w:val="both"/>
+        <w:rPr>
+          <w:rFonts w:ascii="Arial" w:hAnsi="Arial" w:cs="Arial"/>
+          <w:sz w:val="28"/>
+          <w:szCs w:val="28"/>
+        </w:rPr>
+      </w:pPr>
+    </w:p>
     <w:sectPr>
       <w:pgSz w:w="11906" w:h="16838"/>
       <w:pgMar w:top="1417" w:right="1701" w:bottom="1417" w:left="1701" w:header="708" w:footer="708" w:gutter="0"/>
